--- a/template_memo.docx
+++ b/template_memo.docx
@@ -2542,17 +2542,6 @@
         <w:lastRenderedPageBreak/>
         <w:t>เอกสารแนบท้าย</w:t>
       </w:r>
-    </w:p>
-    <w:p>
-      <w:pPr>
-        <w:rPr>
-          <w:rFonts w:ascii="TH SarabunPSK" w:eastAsia="Sarabun" w:hAnsi="TH SarabunPSK" w:cs="TH SarabunPSK"/>
-          <w:b/>
-          <w:bCs/>
-          <w:sz w:val="32"/>
-          <w:szCs w:val="32"/>
-        </w:rPr>
-      </w:pPr>
     </w:p>
     <w:tbl>
       <w:tblPr>

--- a/template_memo.docx
+++ b/template_memo.docx
@@ -13,12 +13,13 @@
         </w:pBdr>
         <w:jc w:val="center"/>
         <w:rPr>
-          <w:rFonts w:ascii="TH SarabunPSK" w:eastAsia="Sarabun" w:hAnsi="TH SarabunPSK" w:cs="TH SarabunPSK"/>
+          <w:rFonts w:ascii="TH SarabunPSK" w:eastAsia="Sarabun" w:hAnsi="TH SarabunPSK" w:cs="TH SarabunPSK" w:hint="cs"/>
           <w:b/>
           <w:bCs/>
           <w:color w:val="000000"/>
           <w:sz w:val="32"/>
           <w:szCs w:val="32"/>
+          <w:cs/>
         </w:rPr>
       </w:pPr>
     </w:p>
@@ -1788,7 +1789,7 @@
     </w:p>
     <w:tbl>
       <w:tblPr>
-        <w:tblStyle w:val="a"/>
+        <w:tblStyle w:val="a5"/>
         <w:tblW w:w="10785" w:type="dxa"/>
         <w:jc w:val="center"/>
         <w:tblInd w:w="0" w:type="dxa"/>
@@ -2220,7 +2221,28 @@
                 <w:sz w:val="32"/>
                 <w:szCs w:val="32"/>
               </w:rPr>
-              <w:t>ความเห็น รองผู้อำนวยการกลุ่มบริหารงานบุคคล</w:t>
+              <w:t xml:space="preserve">ความเห็น </w:t>
+            </w:r>
+            <w:r>
+              <w:rPr>
+                <w:rFonts w:ascii="TH SarabunPSK" w:eastAsia="Sarabun" w:hAnsi="TH SarabunPSK" w:cs="TH SarabunPSK" w:hint="cs"/>
+                <w:b/>
+                <w:bCs/>
+                <w:sz w:val="32"/>
+                <w:szCs w:val="32"/>
+                <w:cs/>
+              </w:rPr>
+              <w:t>หัวหน้า</w:t>
+            </w:r>
+            <w:r>
+              <w:rPr>
+                <w:rFonts w:ascii="TH SarabunPSK" w:eastAsia="Sarabun" w:hAnsi="TH SarabunPSK" w:cs="TH SarabunPSK"/>
+                <w:b/>
+                <w:bCs/>
+                <w:sz w:val="32"/>
+                <w:szCs w:val="32"/>
+              </w:rPr>
+              <w:t>กลุ่มบริหารงานบุคคล</w:t>
             </w:r>
           </w:p>
           <w:p>
@@ -2298,7 +2320,24 @@
                 <w:sz w:val="32"/>
                 <w:szCs w:val="32"/>
               </w:rPr>
-              <w:t>( นางปณิชา ภัสสิรากุล )</w:t>
+              <w:t>( นา</w:t>
+            </w:r>
+            <w:r>
+              <w:rPr>
+                <w:rFonts w:ascii="TH SarabunPSK" w:eastAsia="Sarabun" w:hAnsi="TH SarabunPSK" w:cs="TH SarabunPSK" w:hint="cs"/>
+                <w:sz w:val="32"/>
+                <w:szCs w:val="32"/>
+                <w:cs/>
+              </w:rPr>
+              <w:t>ยพงษ์ศักดิ์ ทองโพธิกุล</w:t>
+            </w:r>
+            <w:r>
+              <w:rPr>
+                <w:rFonts w:ascii="TH SarabunPSK" w:eastAsia="Sarabun" w:hAnsi="TH SarabunPSK" w:cs="TH SarabunPSK"/>
+                <w:sz w:val="32"/>
+                <w:szCs w:val="32"/>
+              </w:rPr>
+              <w:t xml:space="preserve"> )</w:t>
             </w:r>
           </w:p>
           <w:p>
@@ -2314,12 +2353,20 @@
             </w:pPr>
             <w:r>
               <w:rPr>
-                <w:rFonts w:ascii="TH SarabunPSK" w:eastAsia="Sarabun" w:hAnsi="TH SarabunPSK" w:cs="TH SarabunPSK"/>
-                <w:sz w:val="32"/>
-                <w:szCs w:val="32"/>
-              </w:rPr>
-              <w:lastRenderedPageBreak/>
-              <w:t>รองผู้อำนวยการกลุ่มบริหารงานบุคคล</w:t>
+                <w:rFonts w:ascii="TH SarabunPSK" w:eastAsia="Sarabun" w:hAnsi="TH SarabunPSK" w:cs="TH SarabunPSK" w:hint="cs"/>
+                <w:sz w:val="32"/>
+                <w:szCs w:val="32"/>
+                <w:cs/>
+              </w:rPr>
+              <w:t>หัวหน้า</w:t>
+            </w:r>
+            <w:r>
+              <w:rPr>
+                <w:rFonts w:ascii="TH SarabunPSK" w:eastAsia="Sarabun" w:hAnsi="TH SarabunPSK" w:cs="TH SarabunPSK"/>
+                <w:sz w:val="32"/>
+                <w:szCs w:val="32"/>
+              </w:rPr>
+              <w:t>กลุ่มบริหารงานบุคคล</w:t>
             </w:r>
           </w:p>
         </w:tc>
@@ -2351,7 +2398,6 @@
                 <w:sz w:val="32"/>
                 <w:szCs w:val="32"/>
               </w:rPr>
-              <w:lastRenderedPageBreak/>
               <w:t>ความเห็น ผู้อำนวยการโรงเรียนวังน้ำเย็นวิทยาคม</w:t>
             </w:r>
           </w:p>
@@ -2483,7 +2529,6 @@
                 <w:sz w:val="32"/>
                 <w:szCs w:val="32"/>
               </w:rPr>
-              <w:lastRenderedPageBreak/>
               <w:t xml:space="preserve">             ผู้อำนวยการโรงเรียนวังน้ำเย็นวิทยาคม</w:t>
             </w:r>
           </w:p>
@@ -2545,7 +2590,7 @@
     </w:p>
     <w:tbl>
       <w:tblPr>
-        <w:tblStyle w:val="a0"/>
+        <w:tblStyle w:val="a6"/>
         <w:tblW w:w="9900" w:type="dxa"/>
         <w:tblInd w:w="0" w:type="dxa"/>
         <w:tblBorders>
@@ -2985,7 +3030,27 @@
                 <w:szCs w:val="32"/>
                 <w:lang w:val="en-US"/>
               </w:rPr>
-              <w:t>{#attendees}{i}</w:t>
+              <w:t>{#</w:t>
+            </w:r>
+            <w:proofErr w:type="gramStart"/>
+            <w:r>
+              <w:rPr>
+                <w:rFonts w:ascii="TH SarabunPSK" w:hAnsi="TH SarabunPSK" w:cs="TH SarabunPSK"/>
+                <w:sz w:val="32"/>
+                <w:szCs w:val="32"/>
+                <w:lang w:val="en-US"/>
+              </w:rPr>
+              <w:t>attendees}{</w:t>
+            </w:r>
+            <w:proofErr w:type="gramEnd"/>
+            <w:r>
+              <w:rPr>
+                <w:rFonts w:ascii="TH SarabunPSK" w:hAnsi="TH SarabunPSK" w:cs="TH SarabunPSK"/>
+                <w:sz w:val="32"/>
+                <w:szCs w:val="32"/>
+                <w:lang w:val="en-US"/>
+              </w:rPr>
+              <w:t>i}</w:t>
             </w:r>
           </w:p>
         </w:tc>
@@ -3132,7 +3197,24 @@
           <w:sz w:val="32"/>
           <w:szCs w:val="32"/>
         </w:rPr>
-        <w:t>( นางปณิชา ภัสสิรากุล )</w:t>
+        <w:t>( นา</w:t>
+      </w:r>
+      <w:r>
+        <w:rPr>
+          <w:rFonts w:ascii="TH SarabunPSK" w:eastAsia="Sarabun" w:hAnsi="TH SarabunPSK" w:cs="TH SarabunPSK" w:hint="cs"/>
+          <w:sz w:val="32"/>
+          <w:szCs w:val="32"/>
+          <w:cs/>
+        </w:rPr>
+        <w:t>ยพงษ์ศักดิ์ ทองโพธิกุล</w:t>
+      </w:r>
+      <w:r>
+        <w:rPr>
+          <w:rFonts w:ascii="TH SarabunPSK" w:eastAsia="Sarabun" w:hAnsi="TH SarabunPSK" w:cs="TH SarabunPSK"/>
+          <w:sz w:val="32"/>
+          <w:szCs w:val="32"/>
+        </w:rPr>
+        <w:t xml:space="preserve"> )</w:t>
       </w:r>
     </w:p>
     <w:p>
@@ -3146,11 +3228,20 @@
       </w:pPr>
       <w:r>
         <w:rPr>
-          <w:rFonts w:ascii="TH SarabunPSK" w:eastAsia="Sarabun" w:hAnsi="TH SarabunPSK" w:cs="TH SarabunPSK"/>
-          <w:sz w:val="32"/>
-          <w:szCs w:val="32"/>
-        </w:rPr>
-        <w:t>รองผู้อำนวยการกลุ่มบริหารงานบุคคล</w:t>
+          <w:rFonts w:ascii="TH SarabunPSK" w:eastAsia="Sarabun" w:hAnsi="TH SarabunPSK" w:cs="TH SarabunPSK" w:hint="cs"/>
+          <w:sz w:val="32"/>
+          <w:szCs w:val="32"/>
+          <w:cs/>
+        </w:rPr>
+        <w:t>หัวหน้า</w:t>
+      </w:r>
+      <w:r>
+        <w:rPr>
+          <w:rFonts w:ascii="TH SarabunPSK" w:eastAsia="Sarabun" w:hAnsi="TH SarabunPSK" w:cs="TH SarabunPSK"/>
+          <w:sz w:val="32"/>
+          <w:szCs w:val="32"/>
+        </w:rPr>
+        <w:t>กลุ่มบริหารงานบุคคล</w:t>
       </w:r>
     </w:p>
     <w:p>
@@ -3600,14 +3691,14 @@
     <w:lsdException w:name="Unresolved Mention" w:semiHidden="1" w:unhideWhenUsed="1"/>
     <w:lsdException w:name="Smart Link" w:semiHidden="1" w:unhideWhenUsed="1"/>
   </w:latentStyles>
-  <w:style w:type="paragraph" w:default="1" w:styleId="Normal">
+  <w:style w:type="paragraph" w:default="1" w:styleId="a">
     <w:name w:val="Normal"/>
     <w:qFormat/>
   </w:style>
-  <w:style w:type="paragraph" w:styleId="Heading1">
+  <w:style w:type="paragraph" w:styleId="1">
     <w:name w:val="heading 1"/>
-    <w:basedOn w:val="Normal"/>
-    <w:next w:val="Normal"/>
+    <w:basedOn w:val="a"/>
+    <w:next w:val="a"/>
     <w:uiPriority w:val="9"/>
     <w:qFormat/>
     <w:pPr>
@@ -3623,10 +3714,10 @@
       <w:szCs w:val="48"/>
     </w:rPr>
   </w:style>
-  <w:style w:type="paragraph" w:styleId="Heading2">
+  <w:style w:type="paragraph" w:styleId="2">
     <w:name w:val="heading 2"/>
-    <w:basedOn w:val="Normal"/>
-    <w:next w:val="Normal"/>
+    <w:basedOn w:val="a"/>
+    <w:next w:val="a"/>
     <w:uiPriority w:val="9"/>
     <w:semiHidden/>
     <w:unhideWhenUsed/>
@@ -3644,10 +3735,10 @@
       <w:szCs w:val="36"/>
     </w:rPr>
   </w:style>
-  <w:style w:type="paragraph" w:styleId="Heading3">
+  <w:style w:type="paragraph" w:styleId="3">
     <w:name w:val="heading 3"/>
-    <w:basedOn w:val="Normal"/>
-    <w:next w:val="Normal"/>
+    <w:basedOn w:val="a"/>
+    <w:next w:val="a"/>
     <w:uiPriority w:val="9"/>
     <w:semiHidden/>
     <w:unhideWhenUsed/>
@@ -3665,10 +3756,10 @@
       <w:szCs w:val="28"/>
     </w:rPr>
   </w:style>
-  <w:style w:type="paragraph" w:styleId="Heading4">
+  <w:style w:type="paragraph" w:styleId="4">
     <w:name w:val="heading 4"/>
-    <w:basedOn w:val="Normal"/>
-    <w:next w:val="Normal"/>
+    <w:basedOn w:val="a"/>
+    <w:next w:val="a"/>
     <w:uiPriority w:val="9"/>
     <w:semiHidden/>
     <w:unhideWhenUsed/>
@@ -3684,10 +3775,10 @@
       <w:bCs/>
     </w:rPr>
   </w:style>
-  <w:style w:type="paragraph" w:styleId="Heading5">
+  <w:style w:type="paragraph" w:styleId="5">
     <w:name w:val="heading 5"/>
-    <w:basedOn w:val="Normal"/>
-    <w:next w:val="Normal"/>
+    <w:basedOn w:val="a"/>
+    <w:next w:val="a"/>
     <w:uiPriority w:val="9"/>
     <w:semiHidden/>
     <w:unhideWhenUsed/>
@@ -3705,10 +3796,10 @@
       <w:szCs w:val="22"/>
     </w:rPr>
   </w:style>
-  <w:style w:type="paragraph" w:styleId="Heading6">
+  <w:style w:type="paragraph" w:styleId="6">
     <w:name w:val="heading 6"/>
-    <w:basedOn w:val="Normal"/>
-    <w:next w:val="Normal"/>
+    <w:basedOn w:val="a"/>
+    <w:next w:val="a"/>
     <w:uiPriority w:val="9"/>
     <w:semiHidden/>
     <w:unhideWhenUsed/>
@@ -3726,13 +3817,13 @@
       <w:szCs w:val="20"/>
     </w:rPr>
   </w:style>
-  <w:style w:type="character" w:default="1" w:styleId="DefaultParagraphFont">
+  <w:style w:type="character" w:default="1" w:styleId="a0">
     <w:name w:val="Default Paragraph Font"/>
     <w:uiPriority w:val="1"/>
     <w:semiHidden/>
     <w:unhideWhenUsed/>
   </w:style>
-  <w:style w:type="table" w:default="1" w:styleId="TableNormal">
+  <w:style w:type="table" w:default="1" w:styleId="a1">
     <w:name w:val="Normal Table"/>
     <w:uiPriority w:val="99"/>
     <w:semiHidden/>
@@ -3747,13 +3838,13 @@
       </w:tblCellMar>
     </w:tblPr>
   </w:style>
-  <w:style w:type="numbering" w:default="1" w:styleId="NoList">
+  <w:style w:type="numbering" w:default="1" w:styleId="a2">
     <w:name w:val="No List"/>
     <w:uiPriority w:val="99"/>
     <w:semiHidden/>
     <w:unhideWhenUsed/>
   </w:style>
-  <w:style w:type="table" w:customStyle="1" w:styleId="TableNormal0">
+  <w:style w:type="table" w:customStyle="1" w:styleId="TableNormal">
     <w:name w:val="TableNormal"/>
     <w:tblPr>
       <w:tblCellMar>
@@ -3764,10 +3855,10 @@
       </w:tblCellMar>
     </w:tblPr>
   </w:style>
-  <w:style w:type="paragraph" w:styleId="Title">
+  <w:style w:type="paragraph" w:styleId="a3">
     <w:name w:val="Title"/>
-    <w:basedOn w:val="Normal"/>
-    <w:next w:val="Normal"/>
+    <w:basedOn w:val="a"/>
+    <w:next w:val="a"/>
     <w:uiPriority w:val="10"/>
     <w:qFormat/>
     <w:pPr>
@@ -3782,10 +3873,10 @@
       <w:szCs w:val="72"/>
     </w:rPr>
   </w:style>
-  <w:style w:type="paragraph" w:styleId="Subtitle">
+  <w:style w:type="paragraph" w:styleId="a4">
     <w:name w:val="Subtitle"/>
-    <w:basedOn w:val="Normal"/>
-    <w:next w:val="Normal"/>
+    <w:basedOn w:val="a"/>
+    <w:next w:val="a"/>
     <w:uiPriority w:val="11"/>
     <w:qFormat/>
     <w:pPr>
@@ -3802,8 +3893,8 @@
       <w:szCs w:val="48"/>
     </w:rPr>
   </w:style>
-  <w:style w:type="table" w:customStyle="1" w:styleId="a">
-    <w:basedOn w:val="TableNormal0"/>
+  <w:style w:type="table" w:customStyle="1" w:styleId="a5">
+    <w:basedOn w:val="TableNormal"/>
     <w:rPr>
       <w:sz w:val="20"/>
       <w:szCs w:val="20"/>
@@ -3819,17 +3910,17 @@
       </w:tblCellMar>
     </w:tblPr>
   </w:style>
-  <w:style w:type="table" w:customStyle="1" w:styleId="a0">
-    <w:basedOn w:val="TableNormal0"/>
+  <w:style w:type="table" w:customStyle="1" w:styleId="a6">
+    <w:basedOn w:val="TableNormal"/>
     <w:tblPr>
       <w:tblStyleRowBandSize w:val="1"/>
       <w:tblStyleColBandSize w:val="1"/>
     </w:tblPr>
   </w:style>
-  <w:style w:type="paragraph" w:styleId="Header">
+  <w:style w:type="paragraph" w:styleId="a7">
     <w:name w:val="header"/>
-    <w:basedOn w:val="Normal"/>
-    <w:link w:val="HeaderChar"/>
+    <w:basedOn w:val="a"/>
+    <w:link w:val="a8"/>
     <w:uiPriority w:val="99"/>
     <w:unhideWhenUsed/>
     <w:rsid w:val="00BB114A"/>
@@ -3844,10 +3935,10 @@
       <w:szCs w:val="30"/>
     </w:rPr>
   </w:style>
-  <w:style w:type="character" w:customStyle="1" w:styleId="HeaderChar">
-    <w:name w:val="Header Char"/>
-    <w:basedOn w:val="DefaultParagraphFont"/>
-    <w:link w:val="Header"/>
+  <w:style w:type="character" w:customStyle="1" w:styleId="a8">
+    <w:name w:val="หัวกระดาษ อักขระ"/>
+    <w:basedOn w:val="a0"/>
+    <w:link w:val="a7"/>
     <w:uiPriority w:val="99"/>
     <w:rsid w:val="00BB114A"/>
     <w:rPr>
@@ -3855,10 +3946,10 @@
       <w:szCs w:val="30"/>
     </w:rPr>
   </w:style>
-  <w:style w:type="paragraph" w:styleId="Footer">
+  <w:style w:type="paragraph" w:styleId="a9">
     <w:name w:val="footer"/>
-    <w:basedOn w:val="Normal"/>
-    <w:link w:val="FooterChar"/>
+    <w:basedOn w:val="a"/>
+    <w:link w:val="aa"/>
     <w:uiPriority w:val="99"/>
     <w:unhideWhenUsed/>
     <w:rsid w:val="00BB114A"/>
@@ -3873,10 +3964,10 @@
       <w:szCs w:val="30"/>
     </w:rPr>
   </w:style>
-  <w:style w:type="character" w:customStyle="1" w:styleId="FooterChar">
-    <w:name w:val="Footer Char"/>
-    <w:basedOn w:val="DefaultParagraphFont"/>
-    <w:link w:val="Footer"/>
+  <w:style w:type="character" w:customStyle="1" w:styleId="aa">
+    <w:name w:val="ท้ายกระดาษ อักขระ"/>
+    <w:basedOn w:val="a0"/>
+    <w:link w:val="a9"/>
     <w:uiPriority w:val="99"/>
     <w:rsid w:val="00BB114A"/>
     <w:rPr>
